--- a/MyDocumentConverterMultiOSV10/samples/output/markup/haddock/docx.docx
+++ b/MyDocumentConverterMultiOSV10/samples/output/markup/haddock/docx.docx
@@ -65,7 +65,7 @@
       <w:r>
         <w:t xml:space="preserve">, H2O 와 x2, 그리고 </w:t>
       </w:r>
-      <w:hyperlink w:history="1" r:id="rIdpi1afuvgkvishttyf8s4v">
+      <w:hyperlink w:history="1" r:id="rIdzbkcqmj-oxjubtycsgryg">
         <w:r>
           <w:rPr>
             <w:rStyle w:val="Hyperlink"/>
@@ -707,7 +707,7 @@
       <w:r>
         <w:t xml:space="preserve">각주가 붙은 문장입니다. (각주의 내용입니다.) 자동 링크 </w:t>
       </w:r>
-      <w:hyperlink w:history="1" r:id="rIdxavyujexyspufqvoessov">
+      <w:hyperlink w:history="1" r:id="rIdbgz1lchmeh5jmwdbynujy">
         <w:r>
           <w:rPr>
             <w:rStyle w:val="Hyperlink"/>
@@ -718,7 +718,7 @@
       <w:r>
         <w:t xml:space="preserve"> 와 </w:t>
       </w:r>
-      <w:hyperlink w:history="1" r:id="rIdxqlk_qtgcyurytj1obkji">
+      <w:hyperlink w:history="1" r:id="rIdeuwiv_a56csoplaqfsepz">
         <w:r>
           <w:rPr>
             <w:rStyle w:val="Hyperlink"/>
